--- a/templates/storyline_template.docx
+++ b/templates/storyline_template.docx
@@ -4,20 +4,28 @@
   <w:body>
     <w:p>
       <w:pPr>
+        <w:pStyle w:val="MetaLabel"/>
+        <w:jc w:val="center"/>
+        <w:spacing w:after="80"/>
+      </w:pPr>
+      <w:r>
+        <w:rPr>
+          <w:b/>
+          <w:bCs/>
+          <w:color w:val="6B7280"/>
+          <w:sz w:val="18"/>
+          <w:szCs w:val="18"/>
+        </w:rPr>
+        <w:t>TikTok : francfoil</w:t>
+      </w:r>
+    </w:p>
+    <w:p>
+      <w:pPr>
         <w:pStyle w:val="Title"/>
         <w:jc w:val="center"/>
       </w:pPr>
       <w:r>
         <w:t>{{TITLE}}</w:t>
-      </w:r>
-    </w:p>
-    <w:p>
-      <w:pPr>
-        <w:pStyle w:val="Subtitle"/>
-        <w:jc w:val="center"/>
-      </w:pPr>
-      <w:r>
-        <w:t>{{SUBTITLE}}</w:t>
       </w:r>
     </w:p>
     <w:p>
@@ -26,12 +34,14 @@
         <w:pBdr>
           <w:bottom w:val="single" w:sz="8" w:space="6" w:color="4B5563"/>
         </w:pBdr>
-        <w:spacing w:after="260"/>
+        <w:spacing w:before="0" w:after="120"/>
       </w:pPr>
       <w:r>
         <w:t xml:space="preserve"> </w:t>
       </w:r>
     </w:p>
+{{OPTIONAL_DRESS_CODE}}
+{{OPTIONAL_VIBE}}
     <w:tbl>
       <w:tblPr>
         <w:tblW w:w="9026" w:type="dxa"/>
@@ -137,38 +147,8 @@
         <w:t xml:space="preserve"> </w:t>
       </w:r>
     </w:p>
-    <w:p>
-      <w:pPr>
-        <w:pStyle w:val="MetaLabel"/>
-      </w:pPr>
-      <w:r>
-        <w:t>CTA</w:t>
-      </w:r>
-    </w:p>
-    <w:p>
-      <w:pPr>
-        <w:spacing w:after="160"/>
-      </w:pPr>
-      <w:r>
-        <w:t>{{CTA}}</w:t>
-      </w:r>
-    </w:p>
-    <w:p>
-      <w:pPr>
-        <w:pStyle w:val="MetaLabel"/>
-      </w:pPr>
-      <w:r>
-        <w:t>CAPTION IDEA</w:t>
-      </w:r>
-    </w:p>
-    <w:p>
-      <w:pPr>
-        <w:spacing w:after="0"/>
-      </w:pPr>
-      <w:r>
-        <w:t>{{CAPTION_IDEA}}</w:t>
-      </w:r>
-    </w:p>
+{{OPTIONAL_CTA}}
+{{OPTIONAL_CAPTION}}
     <w:sectPr>
       <w:pgSz w:w="11906" w:h="16838"/>
       <w:pgMar w:top="1440" w:right="1440" w:bottom="1440" w:left="1440" w:header="708" w:footer="708" w:gutter="0"/>
@@ -194,7 +174,7 @@
     <w:basedOn w:val="Normal"/>
     <w:qFormat/>
     <w:pPr>
-      <w:spacing w:after="120"/>
+      <w:spacing w:after="60"/>
     </w:pPr>
     <w:rPr>
       <w:b/>
@@ -202,21 +182,6 @@
       <w:color w:val="111827"/>
       <w:sz w:val="32"/>
       <w:szCs w:val="32"/>
-    </w:rPr>
-  </w:style>
-  <w:style w:type="paragraph" w:styleId="Subtitle">
-    <w:name w:val="Subtitle"/>
-    <w:basedOn w:val="Normal"/>
-    <w:qFormat/>
-    <w:pPr>
-      <w:spacing w:after="200"/>
-    </w:pPr>
-    <w:rPr>
-      <w:b/>
-      <w:bCs/>
-      <w:color w:val="111827"/>
-      <w:sz w:val="28"/>
-      <w:szCs w:val="28"/>
     </w:rPr>
   </w:style>
   <w:style w:type="paragraph" w:styleId="MetaLabel">

--- a/templates/storyline_template.docx
+++ b/templates/storyline_template.docx
@@ -4,15 +4,35 @@
   <w:body>
     <w:p>
       <w:pPr>
-        <w:pStyle w:val="MetaLabel"/>
-        <w:jc w:val="center"/>
-        <w:spacing w:after="80"/>
+        <w:spacing w:after="20"/>
       </w:pPr>
       <w:r>
         <w:rPr>
           <w:b/>
           <w:bCs/>
           <w:color w:val="6B7280"/>
+          <w:spacing w:val="60"/>
+          <w:sz w:val="16"/>
+          <w:szCs w:val="16"/>
+        </w:rPr>
+        <w:t>VIDEO STORYLINE</w:t>
+      </w:r>
+    </w:p>
+    <w:p>
+      <w:pPr>
+        <w:pStyle w:val="Title"/>
+      </w:pPr>
+      <w:r>
+        <w:t>{{TITLE}}</w:t>
+      </w:r>
+    </w:p>
+    <w:p>
+      <w:pPr>
+        <w:spacing w:after="60"/>
+      </w:pPr>
+      <w:r>
+        <w:rPr>
+          <w:color w:val="6B7280"/>
           <w:sz w:val="18"/>
           <w:szCs w:val="18"/>
         </w:rPr>
@@ -21,44 +41,57 @@
     </w:p>
     <w:p>
       <w:pPr>
-        <w:pStyle w:val="Title"/>
-        <w:jc w:val="center"/>
-      </w:pPr>
-      <w:r>
-        <w:t>{{TITLE}}</w:t>
-      </w:r>
-    </w:p>
-    <w:p>
-      <w:pPr>
-        <w:jc w:val="center"/>
         <w:pBdr>
-          <w:bottom w:val="single" w:sz="8" w:space="6" w:color="4B5563"/>
+          <w:bottom w:val="single" w:sz="12" w:space="6" w:color="374151"/>
         </w:pBdr>
-        <w:spacing w:before="0" w:after="120"/>
-      </w:pPr>
-      <w:r>
+        <w:spacing w:before="0" w:after="200"/>
+      </w:pPr>
+      <w:r>
+        <w:rPr>
+          <w:sz w:val="4"/>
+        </w:rPr>
         <w:t xml:space="preserve"> </w:t>
       </w:r>
     </w:p>
 {{OPTIONAL_DRESS_CODE}}
 {{OPTIONAL_VIBE}}
+    <w:p>
+      <w:pPr>
+        <w:pStyle w:val="MetaLabel"/>
+        <w:spacing w:before="360" w:after="120"/>
+        <w:pBdr>
+          <w:bottom w:val="single" w:sz="6" w:space="4" w:color="D1D5DB"/>
+        </w:pBdr>
+      </w:pPr>
+      <w:r>
+        <w:rPr>
+          <w:b/>
+          <w:bCs/>
+          <w:color w:val="4B5563"/>
+          <w:spacing w:val="40"/>
+          <w:sz w:val="22"/>
+          <w:szCs w:val="22"/>
+        </w:rPr>
+        <w:t>SCENES</w:t>
+      </w:r>
+    </w:p>
     <w:tbl>
       <w:tblPr>
-        <w:tblW w:w="9026" w:type="dxa"/>
+        <w:tblW w:w="9000" w:type="dxa"/>
         <w:tblLayout w:type="fixed"/>
         <w:tblCellMar>
           <w:top w:w="120" w:type="dxa"/>
-          <w:left w:w="120" w:type="dxa"/>
+          <w:left w:w="140" w:type="dxa"/>
           <w:bottom w:w="120" w:type="dxa"/>
-          <w:right w:w="120" w:type="dxa"/>
+          <w:right w:w="140" w:type="dxa"/>
         </w:tblCellMar>
         <w:tblBorders>
           <w:top w:val="single" w:sz="8" w:space="0" w:color="D1D5DB"/>
           <w:left w:val="single" w:sz="8" w:space="0" w:color="D1D5DB"/>
           <w:bottom w:val="single" w:sz="8" w:space="0" w:color="D1D5DB"/>
           <w:right w:val="single" w:sz="8" w:space="0" w:color="D1D5DB"/>
-          <w:insideH w:val="single" w:sz="8" w:space="0" w:color="E5E7EB"/>
-          <w:insideV w:val="single" w:sz="8" w:space="0" w:color="E5E7EB"/>
+          <w:insideH w:val="single" w:sz="6" w:space="0" w:color="E5E7EB"/>
+          <w:insideV w:val="single" w:sz="6" w:space="0" w:color="E5E7EB"/>
         </w:tblBorders>
       </w:tblPr>
       <w:tblGrid>
@@ -73,77 +106,80 @@
         <w:tc>
           <w:tcPr>
             <w:tcW w:w="3600" w:type="dxa"/>
-            <w:shd w:val="clear" w:color="auto" w:fill="F3F4F6"/>
+            <w:shd w:val="clear" w:color="auto" w:fill="1F2937"/>
             <w:vAlign w:val="center"/>
           </w:tcPr>
           <w:p>
             <w:pPr>
-              <w:jc w:val="center"/>
+              <w:spacing w:before="20" w:after="20"/>
             </w:pPr>
             <w:r>
               <w:rPr>
                 <w:b/>
                 <w:bCs/>
-                <w:color w:val="4B5563"/>
+                <w:color w:val="FFFFFF"/>
                 <w:sz w:val="20"/>
                 <w:szCs w:val="20"/>
               </w:rPr>
-              <w:t>Scene (มุมกล้อง/outdoor)</w:t>
+              <w:t xml:space="preserve">Scene (มุมกล้อง/outdoor)</w:t>
             </w:r>
           </w:p>
         </w:tc>
         <w:tc>
           <w:tcPr>
             <w:tcW w:w="1800" w:type="dxa"/>
-            <w:shd w:val="clear" w:color="auto" w:fill="F3F4F6"/>
+            <w:shd w:val="clear" w:color="auto" w:fill="1F2937"/>
             <w:vAlign w:val="center"/>
           </w:tcPr>
           <w:p>
             <w:pPr>
-              <w:jc w:val="center"/>
+              <w:spacing w:before="20" w:after="20"/>
             </w:pPr>
             <w:r>
               <w:rPr>
                 <w:b/>
                 <w:bCs/>
-                <w:color w:val="4B5563"/>
+                <w:color w:val="FFFFFF"/>
                 <w:sz w:val="20"/>
                 <w:szCs w:val="20"/>
               </w:rPr>
-              <w:t>Text</w:t>
+              <w:t xml:space="preserve">Text</w:t>
             </w:r>
           </w:p>
         </w:tc>
         <w:tc>
           <w:tcPr>
             <w:tcW w:w="3600" w:type="dxa"/>
-            <w:shd w:val="clear" w:color="auto" w:fill="F3F4F6"/>
+            <w:shd w:val="clear" w:color="auto" w:fill="1F2937"/>
             <w:vAlign w:val="center"/>
           </w:tcPr>
           <w:p>
             <w:pPr>
-              <w:jc w:val="center"/>
+              <w:spacing w:before="20" w:after="20"/>
             </w:pPr>
             <w:r>
               <w:rPr>
                 <w:b/>
                 <w:bCs/>
-                <w:color w:val="4B5563"/>
+                <w:color w:val="FFFFFF"/>
                 <w:sz w:val="20"/>
                 <w:szCs w:val="20"/>
               </w:rPr>
-              <w:t>Soundtrack</w:t>
+              <w:t xml:space="preserve">Soundtrack</w:t>
             </w:r>
           </w:p>
         </w:tc>
       </w:tr>
-      {{SCENES_TABLE_ROWS}}
+   {{SCENES_TABLE_ROWS}}
     </w:tbl>
     <w:p>
       <w:pPr>
-        <w:spacing w:before="240" w:after="120"/>
-      </w:pPr>
-      <w:r>
+        <w:spacing w:before="160" w:after="0"/>
+      </w:pPr>
+      <w:r>
+        <w:rPr>
+          <w:sz w:val="4"/>
+        </w:rPr>
         <w:t xml:space="preserve"> </w:t>
       </w:r>
     </w:p>
@@ -174,14 +210,14 @@
     <w:basedOn w:val="Normal"/>
     <w:qFormat/>
     <w:pPr>
-      <w:spacing w:after="60"/>
+      <w:spacing w:before="200" w:after="80"/>
     </w:pPr>
     <w:rPr>
       <w:b/>
       <w:bCs/>
       <w:color w:val="111827"/>
-      <w:sz w:val="32"/>
-      <w:szCs w:val="32"/>
+      <w:sz w:val="44"/>
+      <w:szCs w:val="44"/>
     </w:rPr>
   </w:style>
   <w:style w:type="paragraph" w:styleId="MetaLabel">
